--- a/report/ICT4442_Team5_Phase2_Interim_Report.docx
+++ b/report/ICT4442_Team5_Phase2_Interim_Report.docx
@@ -579,28 +579,229 @@
     </w:p>
     <w:p>
       <w:pPr>
-        <w:spacing w:after="100"/>
-        <w:rPr>
-          <w:color w:val="000000" w:themeColor="text1"/>
-        </w:rPr>
-      </w:pPr>
-      <w:r>
+        <w:spacing w:after="140" w:line="360" w:lineRule="auto"/>
+        <w:rPr>
+          <w:color w:val="000000" w:themeColor="text1"/>
+          <w:sz w:val="22"/>
+          <w:szCs w:val="22"/>
+        </w:rPr>
+      </w:pPr>
+      <w:r>
+        <w:rPr>
+          <w:b/>
+          <w:bCs/>
+          <w:color w:val="000000" w:themeColor="text1"/>
+          <w:sz w:val="24"/>
+          <w:szCs w:val="24"/>
+        </w:rPr>
+        <w:t>Team No. and Names (with Registration Numbers):</w:t>
+      </w:r>
+      <w:r>
+        <w:rPr>
+          <w:b w:val="0"/>
+        </w:rPr>
+        <w:t xml:space="preserve"> Team 5 — Pankhuri Kumari (230911084), Jambhorkar Arya Sachin (230911088), Sai Prasad Prusty (230911298)</w:t>
+      </w:r>
+    </w:p>
+    <w:p>
+      <w:pPr>
+        <w:spacing w:after="140" w:line="360" w:lineRule="auto"/>
+        <w:rPr>
+          <w:color w:val="000000" w:themeColor="text1"/>
+          <w:sz w:val="22"/>
+          <w:szCs w:val="22"/>
+        </w:rPr>
+      </w:pPr>
+      <w:r>
+        <w:rPr>
+          <w:b/>
+          <w:bCs/>
+          <w:color w:val="000000" w:themeColor="text1"/>
+          <w:sz w:val="24"/>
+          <w:szCs w:val="24"/>
+        </w:rPr>
+        <w:t>Title of the Project:</w:t>
+      </w:r>
+      <w:r>
+        <w:rPr>
+          <w:b w:val="0"/>
+        </w:rPr>
+        <w:t xml:space="preserve"> Product Review Sentiment Classification using Deep Learning: A Comparative Study of MLP, TextCNN, and BiLSTM Models</w:t>
+      </w:r>
+    </w:p>
+    <w:p>
+      <w:pPr>
+        <w:spacing w:after="140" w:line="360" w:lineRule="auto"/>
+        <w:rPr>
+          <w:color w:val="000000" w:themeColor="text1"/>
+          <w:sz w:val="22"/>
+          <w:szCs w:val="22"/>
+        </w:rPr>
+      </w:pPr>
+      <w:r>
+        <w:rPr>
+          <w:b/>
+          <w:bCs/>
+          <w:color w:val="000000" w:themeColor="text1"/>
+          <w:sz w:val="24"/>
+          <w:szCs w:val="24"/>
+        </w:rPr>
+        <w:t>Brief Description of the Project:</w:t>
+      </w:r>
+      <w:r>
+        <w:rPr>
+          <w:b w:val="0"/>
+        </w:rPr>
+        <w:t xml:space="preserve"> Online product reviews carry a wealth of opinion data that businesses use to gauge customer satisfaction, but manually reading through thousands of reviews is impractical. This project builds a text classification system that automatically predicts whether a written product review expresses positive or negative sentiment, implementing and rigorously comparing three deep learning architecture families on the identical dataset and evaluation protocol: (1) an MLP on TF-IDF features (classical baseline), (2) a TextCNN on word embeddings (captures local n-gram sentiment cues), and (3) a BiLSTM (captures word order and longer-range context). All three are trained and evaluated on the same cleaned dataset, split, and labels, using the same metrics (accuracy, precision, recall, F1), so performance differences are attributable to architecture rather than experimental inconsistency.</w:t>
+      </w:r>
+    </w:p>
+    <w:p>
+      <w:pPr>
+        <w:spacing w:after="140" w:line="360" w:lineRule="auto"/>
+        <w:rPr>
+          <w:color w:val="000000" w:themeColor="text1"/>
+          <w:sz w:val="22"/>
+          <w:szCs w:val="22"/>
+        </w:rPr>
+      </w:pPr>
+      <w:r>
+        <w:rPr>
+          <w:b/>
+          <w:bCs/>
+          <w:color w:val="000000" w:themeColor="text1"/>
+          <w:sz w:val="24"/>
+          <w:szCs w:val="24"/>
+        </w:rPr>
+        <w:t>Dataset(s) Identified (with details of the dataset):</w:t>
+      </w:r>
+      <w:r>
+        <w:rPr>
+          <w:b w:val="0"/>
+        </w:rPr>
+        <w:t xml:space="preserve"> Amazon Polarity dataset (Hugging Face `datasets` library): Amazon product reviews pre-labelled positive/negative. A balanced 20,000-review subset (10,000 positive, 10,000 negative) is sampled from the full multi-million-row dataset to keep training feasible on Google Colab's free tier.</w:t>
+      </w:r>
+    </w:p>
+    <w:p>
+      <w:pPr>
+        <w:spacing w:after="140" w:line="360" w:lineRule="auto"/>
+        <w:rPr>
+          <w:color w:val="000000" w:themeColor="text1"/>
+          <w:sz w:val="22"/>
+          <w:szCs w:val="22"/>
+        </w:rPr>
+      </w:pPr>
+      <w:r>
+        <w:rPr>
+          <w:b/>
+          <w:bCs/>
+          <w:color w:val="000000" w:themeColor="text1"/>
+          <w:sz w:val="24"/>
+          <w:szCs w:val="24"/>
+        </w:rPr>
+        <w:t>Proposed Models for Comparison:</w:t>
+      </w:r>
+      <w:r>
+        <w:rPr>
+          <w:b w:val="0"/>
+        </w:rPr>
+        <w:t xml:space="preserve"> (1) MLP on TF-IDF vectors — classical/feed-forward baseline; (2) TextCNN — Conv1D over word embeddings; (3) BiLSTM — bidirectional LSTM over word embeddings.</w:t>
+      </w:r>
+    </w:p>
+    <w:p>
+      <w:pPr>
+        <w:spacing w:after="140" w:line="360" w:lineRule="auto"/>
+        <w:rPr>
+          <w:color w:val="000000" w:themeColor="text1"/>
+          <w:sz w:val="22"/>
+          <w:szCs w:val="22"/>
+        </w:rPr>
+      </w:pPr>
+      <w:r>
+        <w:rPr>
+          <w:b/>
+          <w:bCs/>
+          <w:color w:val="000000" w:themeColor="text1"/>
+          <w:sz w:val="24"/>
+          <w:szCs w:val="24"/>
+        </w:rPr>
+        <w:t>Model-to-Member Assignment (one model/task per member):</w:t>
+      </w:r>
+      <w:r>
+        <w:rPr>
+          <w:b w:val="0"/>
+        </w:rPr>
+        <w:t xml:space="preserve"> Pankhuri Kumari (230911084) — MLP; Jambhorkar Arya Sachin (230911088) — BiLSTM; Sai Prasad Prusty (230911298) — TextCNN.</w:t>
+      </w:r>
+    </w:p>
+    <w:p>
+      <w:pPr>
+        <w:spacing w:after="140" w:line="360" w:lineRule="auto"/>
+        <w:rPr>
+          <w:color w:val="000000" w:themeColor="text1"/>
+          <w:sz w:val="22"/>
+          <w:szCs w:val="22"/>
+        </w:rPr>
+      </w:pPr>
+      <w:r>
+        <w:rPr>
+          <w:b/>
+          <w:bCs/>
+          <w:color w:val="000000" w:themeColor="text1"/>
+          <w:sz w:val="24"/>
+          <w:szCs w:val="24"/>
+        </w:rPr>
+        <w:t>Existing State-of-the-Art Method(s) Related to the Proposed Project:</w:t>
+      </w:r>
+      <w:r>
+        <w:rPr>
+          <w:b w:val="0"/>
+        </w:rPr>
+        <w:t xml:space="preserve"> State-of-the-art sentiment classification is currently dominated by fine-tuned pre-trained Transformers (e.g., BERT), achieving 90%+ accuracy via self-attention over long-range context. Before the Transformer era, CNN-based sentence classifiers (Kim, 2014) and LSTM-based sequence models were the leading approaches, built on word-embedding methods such as word2vec. This project's three architectures trace that evolution up to (but not including) the attention-based state of the art.</w:t>
+      </w:r>
+    </w:p>
+    <w:p>
+      <w:pPr>
+        <w:spacing w:after="140" w:line="360" w:lineRule="auto"/>
         <w:rPr>
           <w:color w:val="000000" w:themeColor="text1"/>
           <w:sz w:val="21"/>
           <w:szCs w:val="21"/>
         </w:rPr>
-        <w:t>Fill in every field below. Keep the synopsis to 1–2 pages.</w:t>
-      </w:r>
-    </w:p>
-    <w:p>
-      <w:pPr>
-        <w:spacing w:after="140" w:line="360" w:lineRule="auto"/>
-        <w:rPr>
+      </w:pPr>
+      <w:r>
+        <w:rPr>
+          <w:b/>
+          <w:bCs/>
+          <w:color w:val="000000" w:themeColor="text1"/>
+          <w:sz w:val="24"/>
+          <w:szCs w:val="24"/>
+        </w:rPr>
+        <w:t>Objectives:</w:t>
+      </w:r>
+      <w:r>
+        <w:rPr>
+          <w:b/>
+          <w:bCs/>
           <w:color w:val="000000" w:themeColor="text1"/>
           <w:sz w:val="22"/>
           <w:szCs w:val="22"/>
         </w:rPr>
+      </w:r>
+      <w:r>
+        <w:rPr>
+          <w:b w:val="0"/>
+        </w:rPr>
+        <w:t xml:space="preserve"> (1) Compare MLP/TextCNN/BiLSTM under an identical protocol; (2) analyze why performance differs across architectures; (3) identify common failure modes (sarcasm, negation, mixed sentiment).</w:t>
+      </w:r>
+    </w:p>
+    <w:p>
+      <w:pPr>
+        <w:spacing w:after="140" w:line="360" w:lineRule="auto"/>
+        <w:rPr>
+          <w:color w:val="000000" w:themeColor="text1"/>
+          <w:sz w:val="22"/>
+          <w:szCs w:val="22"/>
+        </w:rPr>
       </w:pPr>
       <w:r>
         <w:rPr>
@@ -610,25 +811,18 @@
           <w:sz w:val="24"/>
           <w:szCs w:val="24"/>
         </w:rPr>
-        <w:t>Team No. and Names (with Registration Numbers):</w:t>
+        <w:t>Importance / Motivation of the Proposed Project:</w:t>
       </w:r>
       <w:r>
         <w:rPr>
           <w:b w:val="0"/>
         </w:rPr>
-        <w:t xml:space="preserve"> Team 5 — Pankhuri Kumari (230911084), Jambhorkar Arya Sachin (230911088), Sai Prasad Prusty (230911298)</w:t>
+        <w:t xml:space="preserve"> Sentiment analysis is widely deployed in e-commerce to monitor customer satisfaction and inform product decisions. Pedagogically, holding the dataset, preprocessing, and metrics constant isolates the effect of architecture on performance, giving each member independently demonstrable experience with a distinct deep learning paradigm (feed-forward, convolutional, recurrent).</w:t>
       </w:r>
     </w:p>
     <w:p>
       <w:pPr>
         <w:spacing w:after="140" w:line="360" w:lineRule="auto"/>
-        <w:rPr>
-          <w:color w:val="000000" w:themeColor="text1"/>
-          <w:sz w:val="22"/>
-          <w:szCs w:val="22"/>
-        </w:rPr>
-      </w:pPr>
-      <w:r>
         <w:rPr>
           <w:b/>
           <w:bCs/>
@@ -636,23 +830,6 @@
           <w:sz w:val="24"/>
           <w:szCs w:val="24"/>
         </w:rPr>
-        <w:t>Title of the Project:</w:t>
-      </w:r>
-      <w:r>
-        <w:rPr>
-          <w:b w:val="0"/>
-        </w:rPr>
-        <w:t xml:space="preserve"> Product Review Sentiment Classification using Deep Learning: A Comparative Study of MLP, TextCNN, and BiLSTM Models</w:t>
-      </w:r>
-    </w:p>
-    <w:p>
-      <w:pPr>
-        <w:spacing w:after="140" w:line="360" w:lineRule="auto"/>
-        <w:rPr>
-          <w:color w:val="000000" w:themeColor="text1"/>
-          <w:sz w:val="22"/>
-          <w:szCs w:val="22"/>
-        </w:rPr>
       </w:pPr>
       <w:r>
         <w:rPr>
@@ -662,201 +839,7 @@
           <w:sz w:val="24"/>
           <w:szCs w:val="24"/>
         </w:rPr>
-        <w:t>Brief Description of the Project (not more than 500 words):</w:t>
-      </w:r>
-      <w:r>
-        <w:rPr>
-          <w:b w:val="0"/>
-        </w:rPr>
-        <w:t xml:space="preserve"> Online product reviews carry a wealth of opinion data that businesses use to gauge customer satisfaction, but manually reading through thousands of reviews is impractical. This project builds a text classification system that automatically predicts whether a written product review expresses positive or negative sentiment, implementing and rigorously comparing three deep learning architecture families on the identical dataset and evaluation protocol: (1) an MLP on TF-IDF features (classical baseline), (2) a TextCNN on word embeddings (captures local n-gram sentiment cues), and (3) a BiLSTM (captures word order and longer-range context). All three are trained and evaluated on the same cleaned dataset, split, and labels, using the same metrics (accuracy, precision, recall, F1), so performance differences are attributable to architecture rather than experimental inconsistency.</w:t>
-      </w:r>
-    </w:p>
-    <w:p>
-      <w:pPr>
-        <w:spacing w:after="140" w:line="360" w:lineRule="auto"/>
-        <w:rPr>
-          <w:color w:val="000000" w:themeColor="text1"/>
-          <w:sz w:val="22"/>
-          <w:szCs w:val="22"/>
-        </w:rPr>
-      </w:pPr>
-      <w:r>
-        <w:rPr>
-          <w:b/>
-          <w:bCs/>
-          <w:color w:val="000000" w:themeColor="text1"/>
-          <w:sz w:val="24"/>
-          <w:szCs w:val="24"/>
-        </w:rPr>
-        <w:t>Dataset(s) Identified (with details of the dataset):</w:t>
-      </w:r>
-      <w:r>
-        <w:rPr>
-          <w:b w:val="0"/>
-        </w:rPr>
-        <w:t xml:space="preserve"> Amazon Polarity dataset (Hugging Face `datasets` library): Amazon product reviews pre-labelled positive/negative. A balanced 20,000-review subset (10,000 positive, 10,000 negative) is sampled from the full multi-million-row dataset to keep training feasible on Google Colab's free tier.</w:t>
-      </w:r>
-    </w:p>
-    <w:p>
-      <w:pPr>
-        <w:spacing w:after="140" w:line="360" w:lineRule="auto"/>
-        <w:rPr>
-          <w:color w:val="000000" w:themeColor="text1"/>
-          <w:sz w:val="22"/>
-          <w:szCs w:val="22"/>
-        </w:rPr>
-      </w:pPr>
-      <w:r>
-        <w:rPr>
-          <w:b/>
-          <w:bCs/>
-          <w:color w:val="000000" w:themeColor="text1"/>
-          <w:sz w:val="24"/>
-          <w:szCs w:val="24"/>
-        </w:rPr>
-        <w:t>Proposed Models for Comparison (3–4, spanning different architecture families, e.g., a classical/MLP baseline, a CNN variant, an RNN/LSTM variant, or an attention-based model):</w:t>
-      </w:r>
-      <w:r>
-        <w:rPr>
-          <w:b w:val="0"/>
-        </w:rPr>
-        <w:t xml:space="preserve"> (1) MLP on TF-IDF vectors — classical/feed-forward baseline; (2) TextCNN — Conv1D over word embeddings; (3) BiLSTM — bidirectional LSTM over word embeddings.</w:t>
-      </w:r>
-    </w:p>
-    <w:p>
-      <w:pPr>
-        <w:spacing w:after="140" w:line="360" w:lineRule="auto"/>
-        <w:rPr>
-          <w:color w:val="000000" w:themeColor="text1"/>
-          <w:sz w:val="22"/>
-          <w:szCs w:val="22"/>
-        </w:rPr>
-      </w:pPr>
-      <w:r>
-        <w:rPr>
-          <w:b/>
-          <w:bCs/>
-          <w:color w:val="000000" w:themeColor="text1"/>
-          <w:sz w:val="24"/>
-          <w:szCs w:val="24"/>
-        </w:rPr>
-        <w:t>Model-to-Member Assignment (one model/task per member):</w:t>
-      </w:r>
-      <w:r>
-        <w:rPr>
-          <w:b w:val="0"/>
-        </w:rPr>
-        <w:t xml:space="preserve"> Pankhuri Kumari (230911084) — MLP; Jambhorkar Arya Sachin (230911088) — BiLSTM; Sai Prasad Prusty (230911298) — TextCNN.</w:t>
-      </w:r>
-    </w:p>
-    <w:p>
-      <w:pPr>
-        <w:spacing w:after="140" w:line="360" w:lineRule="auto"/>
-        <w:rPr>
-          <w:color w:val="000000" w:themeColor="text1"/>
-          <w:sz w:val="22"/>
-          <w:szCs w:val="22"/>
-        </w:rPr>
-      </w:pPr>
-      <w:r>
-        <w:rPr>
-          <w:b/>
-          <w:bCs/>
-          <w:color w:val="000000" w:themeColor="text1"/>
-          <w:sz w:val="24"/>
-          <w:szCs w:val="24"/>
-        </w:rPr>
-        <w:t>Existing State-of-the-Art Method(s) Related to the Proposed Project:</w:t>
-      </w:r>
-      <w:r>
-        <w:rPr>
-          <w:b w:val="0"/>
-        </w:rPr>
-        <w:t xml:space="preserve"> State-of-the-art sentiment classification is currently dominated by fine-tuned pre-trained Transformers (e.g., BERT), achieving 90%+ accuracy via self-attention over long-range context. Before the Transformer era, CNN-based sentence classifiers (Kim, 2014) and LSTM-based sequence models were the leading approaches, built on word-embedding methods such as word2vec. This project's three architectures trace that evolution up to (but not including) the attention-based state of the art.</w:t>
-      </w:r>
-    </w:p>
-    <w:p>
-      <w:pPr>
-        <w:spacing w:after="140" w:line="360" w:lineRule="auto"/>
-        <w:rPr>
-          <w:color w:val="000000" w:themeColor="text1"/>
-          <w:sz w:val="21"/>
-          <w:szCs w:val="21"/>
-        </w:rPr>
-      </w:pPr>
-      <w:r>
-        <w:rPr>
-          <w:b/>
-          <w:bCs/>
-          <w:color w:val="000000" w:themeColor="text1"/>
-          <w:sz w:val="24"/>
-          <w:szCs w:val="24"/>
-        </w:rPr>
-        <w:t xml:space="preserve">Objectives (crisp and clear, not more than 2–3; must </w:t>
-      </w:r>
-      <w:r>
-        <w:rPr>
-          <w:b/>
-          <w:bCs/>
-          <w:color w:val="000000" w:themeColor="text1"/>
-          <w:sz w:val="22"/>
-          <w:szCs w:val="22"/>
-        </w:rPr>
-        <w:t>not describe activities/steps):</w:t>
-      </w:r>
-      <w:r>
-        <w:rPr>
-          <w:b w:val="0"/>
-        </w:rPr>
-        <w:t xml:space="preserve"> (1) Compare MLP/TextCNN/BiLSTM under an identical protocol; (2) analyze why performance differs across architectures; (3) identify common failure modes (sarcasm, negation, mixed sentiment).</w:t>
-      </w:r>
-    </w:p>
-    <w:p>
-      <w:pPr>
-        <w:spacing w:after="140" w:line="360" w:lineRule="auto"/>
-        <w:rPr>
-          <w:color w:val="000000" w:themeColor="text1"/>
-          <w:sz w:val="22"/>
-          <w:szCs w:val="22"/>
-        </w:rPr>
-      </w:pPr>
-      <w:r>
-        <w:rPr>
-          <w:b/>
-          <w:bCs/>
-          <w:color w:val="000000" w:themeColor="text1"/>
-          <w:sz w:val="24"/>
-          <w:szCs w:val="24"/>
-        </w:rPr>
-        <w:t>Importance / Motivation of the Proposed Project:</w:t>
-      </w:r>
-      <w:r>
-        <w:rPr>
-          <w:b w:val="0"/>
-        </w:rPr>
-        <w:t xml:space="preserve"> Sentiment analysis is widely deployed in e-commerce to monitor customer satisfaction and inform product decisions. Pedagogically, holding the dataset, preprocessing, and metrics constant isolates the effect of architecture on performance, giving each member independently demonstrable experience with a distinct deep learning paradigm (feed-forward, convolutional, recurrent).</w:t>
-      </w:r>
-    </w:p>
-    <w:p>
-      <w:pPr>
-        <w:spacing w:after="140" w:line="360" w:lineRule="auto"/>
-        <w:rPr>
-          <w:b/>
-          <w:bCs/>
-          <w:color w:val="000000" w:themeColor="text1"/>
-          <w:sz w:val="24"/>
-          <w:szCs w:val="24"/>
-        </w:rPr>
-      </w:pPr>
-      <w:r>
-        <w:rPr>
-          <w:b/>
-          <w:bCs/>
-          <w:color w:val="000000" w:themeColor="text1"/>
-          <w:sz w:val="24"/>
-          <w:szCs w:val="24"/>
-        </w:rPr>
-        <w:t>Preliminary Reference List (minimum 5 papers):</w:t>
+        <w:t>Preliminary Reference List:</w:t>
       </w:r>
       <w:r>
         <w:rPr>
@@ -1315,18 +1298,26 @@
     </w:p>
     <w:p>
       <w:pPr>
-        <w:spacing w:after="100"/>
-        <w:rPr>
-          <w:color w:val="000000" w:themeColor="text1"/>
-        </w:rPr>
-      </w:pPr>
-      <w:r>
-        <w:rPr>
+        <w:spacing w:after="140"/>
+        <w:rPr>
+          <w:color w:val="000000" w:themeColor="text1"/>
+        </w:rPr>
+      </w:pPr>
+      <w:r>
+        <w:rPr>
+          <w:b/>
+          <w:bCs/>
           <w:color w:val="000000" w:themeColor="text1"/>
           <w:sz w:val="21"/>
           <w:szCs w:val="21"/>
         </w:rPr>
-        <w:t>Interim report should be 3–5 pages, accompanied by a GitHub repository link with commit history evidencing individual contribution.</w:t>
+        <w:t>Team No. and Names (with Registration Numbers):</w:t>
+      </w:r>
+      <w:r>
+        <w:rPr>
+          <w:b w:val="0"/>
+        </w:rPr>
+        <w:t xml:space="preserve"> Team 5 — Pankhuri Kumari (230911084), Jambhorkar Arya Sachin (230911088), Sai Prasad Prusty (230911298)</w:t>
       </w:r>
     </w:p>
     <w:p>
@@ -1344,13 +1335,13 @@
           <w:sz w:val="21"/>
           <w:szCs w:val="21"/>
         </w:rPr>
-        <w:t>Team No. and Names (with Registration Numbers):</w:t>
+        <w:t>Title of the Project (confirmed / updated from Synopsis):</w:t>
       </w:r>
       <w:r>
         <w:rPr>
           <w:b w:val="0"/>
         </w:rPr>
-        <w:t xml:space="preserve"> Team 5 — Pankhuri Kumari (230911084), Jambhorkar Arya Sachin (230911088), Sai Prasad Prusty (230911298)</w:t>
+        <w:t xml:space="preserve"> Product Review Sentiment Classification using Deep Learning: A Comparative Study of MLP, TextCNN, and BiLSTM Models (unchanged from Synopsis)</w:t>
       </w:r>
     </w:p>
     <w:p>
@@ -1368,37 +1359,13 @@
           <w:sz w:val="21"/>
           <w:szCs w:val="21"/>
         </w:rPr>
-        <w:t>Title of the Project (confirmed / updated from Synopsis):</w:t>
+        <w:t>GitHub Repository Link:</w:t>
       </w:r>
       <w:r>
         <w:rPr>
           <w:b w:val="0"/>
         </w:rPr>
-        <w:t xml:space="preserve"> Product Review Sentiment Classification using Deep Learning: A Comparative Study of MLP, TextCNN, and BiLSTM Models (unchanged from Synopsis)</w:t>
-      </w:r>
-    </w:p>
-    <w:p>
-      <w:pPr>
-        <w:spacing w:after="140"/>
-        <w:rPr>
-          <w:color w:val="000000" w:themeColor="text1"/>
-        </w:rPr>
-      </w:pPr>
-      <w:r>
-        <w:rPr>
-          <w:b/>
-          <w:bCs/>
-          <w:color w:val="000000" w:themeColor="text1"/>
-          <w:sz w:val="21"/>
-          <w:szCs w:val="21"/>
-        </w:rPr>
-        <w:t>GitHub Repository Link:</w:t>
-      </w:r>
-      <w:r>
-        <w:rPr>
-          <w:b w:val="0"/>
-        </w:rPr>
-        <w:t xml:space="preserve"> https://github.com/&lt;your-team-handle&gt;/product-review-sentiment-dl  [UPDATE with your real repo URL before submitting]</w:t>
+        <w:t xml:space="preserve"> https://github.com/Pankhuri-kri/product_review_sentiment</w:t>
       </w:r>
     </w:p>
     <w:p>
@@ -1416,22 +1383,6 @@
           <w:color w:val="000000" w:themeColor="text1"/>
         </w:rPr>
         <w:t>1. Literature Review</w:t>
-      </w:r>
-    </w:p>
-    <w:p>
-      <w:pPr>
-        <w:spacing w:after="100"/>
-        <w:rPr>
-          <w:color w:val="000000" w:themeColor="text1"/>
-        </w:rPr>
-      </w:pPr>
-      <w:r>
-        <w:rPr>
-          <w:color w:val="000000" w:themeColor="text1"/>
-          <w:sz w:val="21"/>
-          <w:szCs w:val="21"/>
-        </w:rPr>
-        <w:t>Minimum 8–10 papers, summarized in the table below.</w:t>
       </w:r>
     </w:p>
     <w:tbl>
@@ -2149,7 +2100,7 @@
           <w:bCs/>
           <w:color w:val="000000" w:themeColor="text1"/>
         </w:rPr>
-        <w:t>3. Models Implemented So Far (minimum 2 of the proposed 3–4)</w:t>
+        <w:t>3. Models Implemented So Far</w:t>
       </w:r>
     </w:p>
     <w:tbl>
